--- a/checklists/2 — копия — копия.docx
+++ b/checklists/2 — копия — копия.docx
@@ -118,6 +118,12 @@
                 <w:szCs w:val="16"/>
               </w:rPr>
               <w:t>5</w:t>
+            </w:r>
+            <w:r>
+              <w:rPr>
+                <w:szCs w:val="16"/>
+              </w:rPr>
+              <w:t>0</w:t>
             </w:r>
           </w:p>
         </w:tc>
@@ -15277,28 +15283,18 @@
         <w:lang w:val="en-US"/>
       </w:rPr>
     </w:pPr>
-    <w:r>
-      <w:fldChar w:fldCharType="begin"/>
-    </w:r>
-    <w:r>
-      <w:instrText xml:space="preserve"> TITLE   \* MERGEFORMAT </w:instrText>
-    </w:r>
-    <w:r>
-      <w:fldChar w:fldCharType="separate"/>
-    </w:r>
-    <w:r>
-      <w:rPr>
-        <w:rStyle w:val="a6"/>
-        <w:lang w:val="en-US"/>
-      </w:rPr>
-      <w:t>Ф-ХХ</w:t>
-    </w:r>
-    <w:r>
-      <w:t>.2024</w:t>
-    </w:r>
-    <w:r>
-      <w:fldChar w:fldCharType="end"/>
-    </w:r>
+    <w:fldSimple w:instr=" TITLE   \* MERGEFORMAT ">
+      <w:r>
+        <w:rPr>
+          <w:rStyle w:val="a6"/>
+          <w:lang w:val="en-US"/>
+        </w:rPr>
+        <w:t>Ф-ХХ</w:t>
+      </w:r>
+      <w:r>
+        <w:t>.2024</w:t>
+      </w:r>
+    </w:fldSimple>
   </w:p>
 </w:hdr>
 </file>
